--- a/docs/technical/HERATIO_MIGRATION.docx
+++ b/docs/technical/HERATIO_MIGRATION.docx
@@ -2,32 +2,22 @@
 <file path=word/document.xml><?xml version="1.0" encoding="utf-8"?>
 <w:document xmlns:w="http://schemas.openxmlformats.org/wordprocessingml/2006/main" xmlns:m="http://schemas.openxmlformats.org/officeDocument/2006/math" xmlns:r="http://schemas.openxmlformats.org/officeDocument/2006/relationships" xmlns:o="urn:schemas-microsoft-com:office:office" xmlns:v="urn:schemas-microsoft-com:vml" xmlns:w10="urn:schemas-microsoft-com:office:word" xmlns:a="http://schemas.openxmlformats.org/drawingml/2006/main" xmlns:pic="http://schemas.openxmlformats.org/drawingml/2006/picture" xmlns:wp="http://schemas.openxmlformats.org/drawingml/2006/wordprocessingDrawing">
   <w:body>
-    <w:sdt>
-      <w:sdtPr>
-        <w:docPartObj>
-          <w:docPartGallery w:val="Table of Contents"/>
-          <w:docPartUnique/>
-        </w:docPartObj>
-      </w:sdtPr>
-      <w:sdtContent>
-        <w:p>
-          <w:pPr>
-            <w:pStyle w:val="TOCHeading"/>
-          </w:pPr>
-          <w:r>
-            <w:t xml:space="preserve">Table of Contents</w:t>
-          </w:r>
-        </w:p>
-        <w:p>
-          <w:r>
-            <w:fldChar w:fldCharType="begin" w:dirty="true"/>
-            <w:instrText xml:space="preserve">TOC \o "1-3" \h \z \u</w:instrText>
-            <w:fldChar w:fldCharType="separate"/>
-            <w:fldChar w:fldCharType="end"/>
-          </w:r>
-        </w:p>
-      </w:sdtContent>
-    </w:sdt>
+    <w:p>
+      <w:pPr>
+        <w:pStyle w:val="Title"/>
+      </w:pPr>
+      <w:r>
+        <w:t xml:space="preserve">AtoM Heratio — Migration Technical Reference</w:t>
+      </w:r>
+    </w:p>
+    <w:p>
+      <w:pPr>
+        <w:pStyle w:val="Author"/>
+      </w:pPr>
+      <w:r>
+        <w:t xml:space="preserve">The Archive and Heritage Group (Pty) Ltd</w:t>
+      </w:r>
+    </w:p>
     <w:bookmarkStart w:id="43" w:name="Xd2755b68b2c8e50c12ddea40ad190d27644f2ce"/>
     <w:p>
       <w:pPr>
@@ -114,184 +104,169 @@
     </w:p>
     <w:p>
       <w:pPr>
-        <w:pStyle w:val="SourceCode"/>
+        <w:pStyle w:val="FirstParagraph"/>
       </w:pPr>
       <w:r>
-        <w:rPr>
-          <w:rStyle w:val="VerbatimChar"/>
-        </w:rPr>
-        <w:t xml:space="preserve">WITH Heratio installed (nginx includes heratio.conf):</w:t>
-      </w:r>
-      <w:r>
-        <w:br/>
-      </w:r>
-      <w:r>
-        <w:br/>
-      </w:r>
-      <w:r>
-        <w:rPr>
-          <w:rStyle w:val="VerbatimChar"/>
-        </w:rPr>
-        <w:t xml:space="preserve">  AHG plugin routes ──→ heratio.php ──→ Kernel ──→ Middleware ──→ ActionBridge</w:t>
-      </w:r>
-      <w:r>
-        <w:br/>
-      </w:r>
-      <w:r>
-        <w:rPr>
-          <w:rStyle w:val="VerbatimChar"/>
-        </w:rPr>
-        <w:t xml:space="preserve">                                                                       │</w:t>
-      </w:r>
-      <w:r>
-        <w:br/>
-      </w:r>
-      <w:r>
-        <w:rPr>
-          <w:rStyle w:val="VerbatimChar"/>
-        </w:rPr>
-        <w:t xml:space="preserve">                                                        ┌──────────────┼──────────────┐</w:t>
-      </w:r>
-      <w:r>
-        <w:br/>
-      </w:r>
-      <w:r>
-        <w:rPr>
-          <w:rStyle w:val="VerbatimChar"/>
-        </w:rPr>
-        <w:t xml:space="preserve">                                                        ▼              ▼              ▼</w:t>
-      </w:r>
-      <w:r>
-        <w:br/>
-      </w:r>
-      <w:r>
-        <w:rPr>
-          <w:rStyle w:val="VerbatimChar"/>
-        </w:rPr>
-        <w:t xml:space="preserve">                                                   AhgController   AhgActions    sfActions</w:t>
-      </w:r>
-      <w:r>
-        <w:br/>
-      </w:r>
-      <w:r>
-        <w:rPr>
-          <w:rStyle w:val="VerbatimChar"/>
-        </w:rPr>
-        <w:t xml:space="preserve">                                                   (standalone)    (Blade)       (Propel Bridge)</w:t>
-      </w:r>
-      <w:r>
-        <w:br/>
-      </w:r>
-      <w:r>
-        <w:rPr>
-          <w:rStyle w:val="VerbatimChar"/>
-        </w:rPr>
-        <w:t xml:space="preserve">                                                        │              │              │</w:t>
-      </w:r>
-      <w:r>
-        <w:br/>
-      </w:r>
-      <w:r>
-        <w:rPr>
-          <w:rStyle w:val="VerbatimChar"/>
-        </w:rPr>
-        <w:t xml:space="preserve">                                                        ▼              ▼              ▼</w:t>
-      </w:r>
-      <w:r>
-        <w:br/>
-      </w:r>
-      <w:r>
-        <w:rPr>
-          <w:rStyle w:val="VerbatimChar"/>
-        </w:rPr>
-        <w:t xml:space="preserve">                                                   WriteService   BladeRenderer  Symfony sfView</w:t>
-      </w:r>
-      <w:r>
-        <w:br/>
-      </w:r>
-      <w:r>
-        <w:rPr>
-          <w:rStyle w:val="VerbatimChar"/>
-        </w:rPr>
-        <w:t xml:space="preserve">                                                   + Laravel DB   + Layout wrap  + theme partials</w:t>
-      </w:r>
-      <w:r>
-        <w:br/>
-      </w:r>
-      <w:r>
-        <w:rPr>
-          <w:rStyle w:val="VerbatimChar"/>
-        </w:rPr>
-        <w:t xml:space="preserve">                                                        │              │              │</w:t>
-      </w:r>
-      <w:r>
-        <w:br/>
-      </w:r>
-      <w:r>
-        <w:rPr>
-          <w:rStyle w:val="VerbatimChar"/>
-        </w:rPr>
-        <w:t xml:space="preserve">                                                        └──────────────┴──────────────┘</w:t>
-      </w:r>
-      <w:r>
-        <w:br/>
-      </w:r>
-      <w:r>
-        <w:rPr>
-          <w:rStyle w:val="VerbatimChar"/>
-        </w:rPr>
-        <w:t xml:space="preserve">                                                                       │</w:t>
-      </w:r>
-      <w:r>
-        <w:br/>
-      </w:r>
-      <w:r>
-        <w:rPr>
-          <w:rStyle w:val="VerbatimChar"/>
-        </w:rPr>
-        <w:t xml:space="preserve">                                                                       ▼</w:t>
-      </w:r>
-      <w:r>
-        <w:br/>
-      </w:r>
-      <w:r>
-        <w:rPr>
-          <w:rStyle w:val="VerbatimChar"/>
-        </w:rPr>
-        <w:t xml:space="preserve">                                                                  Full HTML Page</w:t>
-      </w:r>
-      <w:r>
-        <w:br/>
-      </w:r>
-      <w:r>
-        <w:br/>
-      </w:r>
-      <w:r>
-        <w:rPr>
-          <w:rStyle w:val="VerbatimChar"/>
-        </w:rPr>
-        <w:t xml:space="preserve">  Base AtoM routes  ──→ index.php  ──→ Symfony ──→ Full HTML page (unchanged)</w:t>
-      </w:r>
-      <w:r>
-        <w:br/>
-      </w:r>
-      <w:r>
-        <w:br/>
-      </w:r>
-      <w:r>
-        <w:rPr>
-          <w:rStyle w:val="VerbatimChar"/>
-        </w:rPr>
-        <w:t xml:space="preserve">WITHOUT Heratio (standard AtoM):</w:t>
-      </w:r>
-      <w:r>
-        <w:br/>
-      </w:r>
-      <w:r>
-        <w:rPr>
-          <w:rStyle w:val="VerbatimChar"/>
-        </w:rPr>
-        <w:t xml:space="preserve">  ALL routes        ──→ index.php  ──→ Symfony ──→ Full HTML page (unchanged)</w:t>
+        <w:t xml:space="preserve">WITH</w:t>
+      </w:r>
+      <w:r>
+        <w:t xml:space="preserve">Heratio</w:t>
+      </w:r>
+      <w:r>
+        <w:t xml:space="preserve">installed</w:t>
+      </w:r>
+      <w:r>
+        <w:t xml:space="preserve">(nginx</w:t>
+      </w:r>
+      <w:r>
+        <w:t xml:space="preserve">includes</w:t>
+      </w:r>
+      <w:r>
+        <w:t xml:space="preserve">heratio.conf):</w:t>
+      </w:r>
+      <w:r>
+        <w:t xml:space="preserve">AHG</w:t>
+      </w:r>
+      <w:r>
+        <w:t xml:space="preserve">plugin</w:t>
+      </w:r>
+      <w:r>
+        <w:t xml:space="preserve">routes</w:t>
+      </w:r>
+      <w:r>
+        <w:t xml:space="preserve">heratio.php</w:t>
+      </w:r>
+      <w:r>
+        <w:t xml:space="preserve">Kernel</w:t>
+      </w:r>
+      <w:r>
+        <w:t xml:space="preserve">Middleware</w:t>
+      </w:r>
+      <w:r>
+        <w:t xml:space="preserve">ActionBridge</w:t>
+      </w:r>
+      <w:r>
+        <w:t xml:space="preserve">AhgController</w:t>
+      </w:r>
+      <w:r>
+        <w:t xml:space="preserve">AhgActions</w:t>
+      </w:r>
+      <w:r>
+        <w:t xml:space="preserve">sfActions</w:t>
+      </w:r>
+      <w:r>
+        <w:t xml:space="preserve">(standalone)</w:t>
+      </w:r>
+      <w:r>
+        <w:t xml:space="preserve">(Blade)</w:t>
+      </w:r>
+      <w:r>
+        <w:t xml:space="preserve">(Propel</w:t>
+      </w:r>
+      <w:r>
+        <w:t xml:space="preserve">Bridge)</w:t>
+      </w:r>
+      <w:r>
+        <w:t xml:space="preserve">WriteService</w:t>
+      </w:r>
+      <w:r>
+        <w:t xml:space="preserve">BladeRenderer</w:t>
+      </w:r>
+      <w:r>
+        <w:t xml:space="preserve">Symfony</w:t>
+      </w:r>
+      <w:r>
+        <w:t xml:space="preserve">sfView</w:t>
+      </w:r>
+      <w:r>
+        <w:t xml:space="preserve">Laravel</w:t>
+      </w:r>
+      <w:r>
+        <w:t xml:space="preserve">DB</w:t>
+      </w:r>
+      <w:r>
+        <w:t xml:space="preserve">Layout</w:t>
+      </w:r>
+      <w:r>
+        <w:t xml:space="preserve">wrap</w:t>
+      </w:r>
+      <w:r>
+        <w:t xml:space="preserve">theme</w:t>
+      </w:r>
+      <w:r>
+        <w:t xml:space="preserve">partials</w:t>
+      </w:r>
+      <w:r>
+        <w:t xml:space="preserve">Full</w:t>
+      </w:r>
+      <w:r>
+        <w:t xml:space="preserve">HTML</w:t>
+      </w:r>
+      <w:r>
+        <w:t xml:space="preserve">Page</w:t>
+      </w:r>
+      <w:r>
+        <w:t xml:space="preserve">Base</w:t>
+      </w:r>
+      <w:r>
+        <w:t xml:space="preserve">AtoM</w:t>
+      </w:r>
+      <w:r>
+        <w:t xml:space="preserve">routes</w:t>
+      </w:r>
+      <w:r>
+        <w:t xml:space="preserve">index.php</w:t>
+      </w:r>
+      <w:r>
+        <w:t xml:space="preserve">Symfony</w:t>
+      </w:r>
+      <w:r>
+        <w:t xml:space="preserve">Full</w:t>
+      </w:r>
+      <w:r>
+        <w:t xml:space="preserve">HTML</w:t>
+      </w:r>
+      <w:r>
+        <w:t xml:space="preserve">page</w:t>
+      </w:r>
+      <w:r>
+        <w:t xml:space="preserve">(unchanged)</w:t>
+      </w:r>
+      <w:r>
+        <w:t xml:space="preserve">WITHOUT</w:t>
+      </w:r>
+      <w:r>
+        <w:t xml:space="preserve">Heratio</w:t>
+      </w:r>
+      <w:r>
+        <w:t xml:space="preserve">(standard</w:t>
+      </w:r>
+      <w:r>
+        <w:t xml:space="preserve">AtoM):</w:t>
+      </w:r>
+      <w:r>
+        <w:t xml:space="preserve">ALL</w:t>
+      </w:r>
+      <w:r>
+        <w:t xml:space="preserve">routes</w:t>
+      </w:r>
+      <w:r>
+        <w:t xml:space="preserve">index.php</w:t>
+      </w:r>
+      <w:r>
+        <w:t xml:space="preserve">Symfony</w:t>
+      </w:r>
+      <w:r>
+        <w:t xml:space="preserve">Full</w:t>
+      </w:r>
+      <w:r>
+        <w:t xml:space="preserve">HTML</w:t>
+      </w:r>
+      <w:r>
+        <w:t xml:space="preserve">page</w:t>
+      </w:r>
+      <w:r>
+        <w:t xml:space="preserve">(unchanged)</w:t>
       </w:r>
     </w:p>
     <w:p>
@@ -7944,181 +7919,241 @@
     </w:p>
     <w:p>
       <w:pPr>
-        <w:pStyle w:val="SourceCode"/>
+        <w:pStyle w:val="FirstParagraph"/>
       </w:pPr>
       <w:r>
-        <w:rPr>
-          <w:rStyle w:val="VerbatimChar"/>
-        </w:rPr>
-        <w:t xml:space="preserve">PHASE 1 (Read Services)     ─── DONE</w:t>
-      </w:r>
-      <w:r>
-        <w:br/>
-      </w:r>
-      <w:r>
-        <w:rPr>
-          <w:rStyle w:val="VerbatimChar"/>
-        </w:rPr>
-        <w:t xml:space="preserve">  WP11: PaginationService       ✓</w:t>
-      </w:r>
-      <w:r>
-        <w:br/>
-      </w:r>
-      <w:r>
-        <w:rPr>
-          <w:rStyle w:val="VerbatimChar"/>
-        </w:rPr>
-        <w:t xml:space="preserve">  WP12: EntityQueryService       ✓</w:t>
-      </w:r>
-      <w:r>
-        <w:br/>
-      </w:r>
-      <w:r>
-        <w:rPr>
-          <w:rStyle w:val="VerbatimChar"/>
-        </w:rPr>
-        <w:t xml:space="preserve">  WP13: SearchService            ✓</w:t>
-      </w:r>
-      <w:r>
-        <w:br/>
-      </w:r>
-      <w:r>
-        <w:br/>
-      </w:r>
-      <w:r>
-        <w:rPr>
-          <w:rStyle w:val="VerbatimChar"/>
-        </w:rPr>
-        <w:t xml:space="preserve">PHASE 2 (Entity CRUD)       ─── DONE</w:t>
-      </w:r>
-      <w:r>
-        <w:br/>
-      </w:r>
-      <w:r>
-        <w:rPr>
-          <w:rStyle w:val="VerbatimChar"/>
-        </w:rPr>
-        <w:t xml:space="preserve">  WP14: UserWriteService         ✓</w:t>
-      </w:r>
-      <w:r>
-        <w:br/>
-      </w:r>
-      <w:r>
-        <w:rPr>
-          <w:rStyle w:val="VerbatimChar"/>
-        </w:rPr>
-        <w:t xml:space="preserve">  WP15: ActorWriteService        ✓</w:t>
-      </w:r>
-      <w:r>
-        <w:br/>
-      </w:r>
-      <w:r>
-        <w:rPr>
-          <w:rStyle w:val="VerbatimChar"/>
-        </w:rPr>
-        <w:t xml:space="preserve">  WP16: PhysicalObjectWriteService ✓</w:t>
-      </w:r>
-      <w:r>
-        <w:br/>
-      </w:r>
-      <w:r>
-        <w:rPr>
-          <w:rStyle w:val="VerbatimChar"/>
-        </w:rPr>
-        <w:t xml:space="preserve">  WP17: MiscWriteServices        ✓</w:t>
-      </w:r>
-      <w:r>
-        <w:br/>
-      </w:r>
-      <w:r>
-        <w:br/>
-      </w:r>
-      <w:r>
-        <w:rPr>
-          <w:rStyle w:val="VerbatimChar"/>
-        </w:rPr>
-        <w:t xml:space="preserve">INTEGRATION                  ─── DONE</w:t>
-      </w:r>
-      <w:r>
-        <w:br/>
-      </w:r>
-      <w:r>
-        <w:rPr>
-          <w:rStyle w:val="VerbatimChar"/>
-        </w:rPr>
-        <w:t xml:space="preserve">  PaginationService wired into 12 action files  ✓</w:t>
-      </w:r>
-      <w:r>
-        <w:br/>
-      </w:r>
-      <w:r>
-        <w:rPr>
-          <w:rStyle w:val="VerbatimChar"/>
-        </w:rPr>
-        <w:t xml:space="preserve">  AhgSearchPager replaced with SimplePager       ✓</w:t>
-      </w:r>
-      <w:r>
-        <w:br/>
-      </w:r>
-      <w:r>
-        <w:br/>
-      </w:r>
-      <w:r>
-        <w:rPr>
-          <w:rStyle w:val="VerbatimChar"/>
-        </w:rPr>
-        <w:t xml:space="preserve">PHASE 3 (Delete Services)   ─── LOW: Keep Propel for now</w:t>
-      </w:r>
-      <w:r>
-        <w:br/>
-      </w:r>
-      <w:r>
-        <w:rPr>
-          <w:rStyle w:val="VerbatimChar"/>
-        </w:rPr>
-        <w:t xml:space="preserve">  WP18: EntityDeleteService</w:t>
-      </w:r>
-      <w:r>
-        <w:br/>
-      </w:r>
-      <w:r>
-        <w:br/>
-      </w:r>
-      <w:r>
-        <w:rPr>
-          <w:rStyle w:val="VerbatimChar"/>
-        </w:rPr>
-        <w:t xml:space="preserve">PHASE 4 (Form Framework)    ─── LOW: sfForm works via PropelBridge</w:t>
-      </w:r>
-      <w:r>
-        <w:br/>
-      </w:r>
-      <w:r>
-        <w:rPr>
-          <w:rStyle w:val="VerbatimChar"/>
-        </w:rPr>
-        <w:t xml:space="preserve">  WP19: FormService</w:t>
-      </w:r>
-      <w:r>
-        <w:br/>
-      </w:r>
-      <w:r>
-        <w:br/>
-      </w:r>
-      <w:r>
-        <w:rPr>
-          <w:rStyle w:val="VerbatimChar"/>
-        </w:rPr>
-        <w:t xml:space="preserve">PHASE 5 (Full Replacement)  ─── FUTURE: Remove Propel entirely</w:t>
-      </w:r>
-      <w:r>
-        <w:br/>
-      </w:r>
-      <w:r>
-        <w:rPr>
-          <w:rStyle w:val="VerbatimChar"/>
-        </w:rPr>
-        <w:t xml:space="preserve">  WP20: Model Layer</w:t>
+        <w:t xml:space="preserve">PHASE</w:t>
+      </w:r>
+      <w:r>
+        <w:t xml:space="preserve">1</w:t>
+      </w:r>
+      <w:r>
+        <w:t xml:space="preserve">(Read</w:t>
+      </w:r>
+      <w:r>
+        <w:t xml:space="preserve">Services)</w:t>
+      </w:r>
+      <w:r>
+        <w:t xml:space="preserve">DONE</w:t>
+      </w:r>
+      <w:r>
+        <w:t xml:space="preserve">WP11:</w:t>
+      </w:r>
+      <w:r>
+        <w:t xml:space="preserve">PaginationService</w:t>
+      </w:r>
+      <w:r>
+        <w:t xml:space="preserve">✓</w:t>
+      </w:r>
+      <w:r>
+        <w:t xml:space="preserve">WP12:</w:t>
+      </w:r>
+      <w:r>
+        <w:t xml:space="preserve">EntityQueryService</w:t>
+      </w:r>
+      <w:r>
+        <w:t xml:space="preserve">✓</w:t>
+      </w:r>
+      <w:r>
+        <w:t xml:space="preserve">WP13:</w:t>
+      </w:r>
+      <w:r>
+        <w:t xml:space="preserve">SearchService</w:t>
+      </w:r>
+      <w:r>
+        <w:t xml:space="preserve">✓</w:t>
+      </w:r>
+      <w:r>
+        <w:t xml:space="preserve">PHASE</w:t>
+      </w:r>
+      <w:r>
+        <w:t xml:space="preserve">2</w:t>
+      </w:r>
+      <w:r>
+        <w:t xml:space="preserve">(Entity</w:t>
+      </w:r>
+      <w:r>
+        <w:t xml:space="preserve">CRUD)</w:t>
+      </w:r>
+      <w:r>
+        <w:t xml:space="preserve">DONE</w:t>
+      </w:r>
+      <w:r>
+        <w:t xml:space="preserve">WP14:</w:t>
+      </w:r>
+      <w:r>
+        <w:t xml:space="preserve">UserWriteService</w:t>
+      </w:r>
+      <w:r>
+        <w:t xml:space="preserve">✓</w:t>
+      </w:r>
+      <w:r>
+        <w:t xml:space="preserve">WP15:</w:t>
+      </w:r>
+      <w:r>
+        <w:t xml:space="preserve">ActorWriteService</w:t>
+      </w:r>
+      <w:r>
+        <w:t xml:space="preserve">✓</w:t>
+      </w:r>
+      <w:r>
+        <w:t xml:space="preserve">WP16:</w:t>
+      </w:r>
+      <w:r>
+        <w:t xml:space="preserve">PhysicalObjectWriteService</w:t>
+      </w:r>
+      <w:r>
+        <w:t xml:space="preserve">✓</w:t>
+      </w:r>
+      <w:r>
+        <w:t xml:space="preserve">WP17:</w:t>
+      </w:r>
+      <w:r>
+        <w:t xml:space="preserve">MiscWriteServices</w:t>
+      </w:r>
+      <w:r>
+        <w:t xml:space="preserve">✓</w:t>
+      </w:r>
+      <w:r>
+        <w:t xml:space="preserve">INTEGRATION</w:t>
+      </w:r>
+      <w:r>
+        <w:t xml:space="preserve">DONE</w:t>
+      </w:r>
+      <w:r>
+        <w:t xml:space="preserve">PaginationService</w:t>
+      </w:r>
+      <w:r>
+        <w:t xml:space="preserve">wired</w:t>
+      </w:r>
+      <w:r>
+        <w:t xml:space="preserve">into</w:t>
+      </w:r>
+      <w:r>
+        <w:t xml:space="preserve">12</w:t>
+      </w:r>
+      <w:r>
+        <w:t xml:space="preserve">action</w:t>
+      </w:r>
+      <w:r>
+        <w:t xml:space="preserve">files</w:t>
+      </w:r>
+      <w:r>
+        <w:t xml:space="preserve">✓</w:t>
+      </w:r>
+      <w:r>
+        <w:t xml:space="preserve">AhgSearchPager</w:t>
+      </w:r>
+      <w:r>
+        <w:t xml:space="preserve">replaced</w:t>
+      </w:r>
+      <w:r>
+        <w:t xml:space="preserve">with</w:t>
+      </w:r>
+      <w:r>
+        <w:t xml:space="preserve">SimplePager</w:t>
+      </w:r>
+      <w:r>
+        <w:t xml:space="preserve">✓</w:t>
+      </w:r>
+      <w:r>
+        <w:t xml:space="preserve">PHASE</w:t>
+      </w:r>
+      <w:r>
+        <w:t xml:space="preserve">3</w:t>
+      </w:r>
+      <w:r>
+        <w:t xml:space="preserve">(Delete</w:t>
+      </w:r>
+      <w:r>
+        <w:t xml:space="preserve">Services)</w:t>
+      </w:r>
+      <w:r>
+        <w:t xml:space="preserve">LOW:</w:t>
+      </w:r>
+      <w:r>
+        <w:t xml:space="preserve">Keep</w:t>
+      </w:r>
+      <w:r>
+        <w:t xml:space="preserve">Propel</w:t>
+      </w:r>
+      <w:r>
+        <w:t xml:space="preserve">for</w:t>
+      </w:r>
+      <w:r>
+        <w:t xml:space="preserve">now</w:t>
+      </w:r>
+      <w:r>
+        <w:t xml:space="preserve">WP18:</w:t>
+      </w:r>
+      <w:r>
+        <w:t xml:space="preserve">EntityDeleteService</w:t>
+      </w:r>
+      <w:r>
+        <w:t xml:space="preserve">PHASE</w:t>
+      </w:r>
+      <w:r>
+        <w:t xml:space="preserve">4</w:t>
+      </w:r>
+      <w:r>
+        <w:t xml:space="preserve">(Form</w:t>
+      </w:r>
+      <w:r>
+        <w:t xml:space="preserve">Framework)</w:t>
+      </w:r>
+      <w:r>
+        <w:t xml:space="preserve">LOW:</w:t>
+      </w:r>
+      <w:r>
+        <w:t xml:space="preserve">sfForm</w:t>
+      </w:r>
+      <w:r>
+        <w:t xml:space="preserve">works</w:t>
+      </w:r>
+      <w:r>
+        <w:t xml:space="preserve">via</w:t>
+      </w:r>
+      <w:r>
+        <w:t xml:space="preserve">PropelBridge</w:t>
+      </w:r>
+      <w:r>
+        <w:t xml:space="preserve">WP19:</w:t>
+      </w:r>
+      <w:r>
+        <w:t xml:space="preserve">FormService</w:t>
+      </w:r>
+      <w:r>
+        <w:t xml:space="preserve">PHASE</w:t>
+      </w:r>
+      <w:r>
+        <w:t xml:space="preserve">5</w:t>
+      </w:r>
+      <w:r>
+        <w:t xml:space="preserve">(Full</w:t>
+      </w:r>
+      <w:r>
+        <w:t xml:space="preserve">Replacement)</w:t>
+      </w:r>
+      <w:r>
+        <w:t xml:space="preserve">FUTURE:</w:t>
+      </w:r>
+      <w:r>
+        <w:t xml:space="preserve">Remove</w:t>
+      </w:r>
+      <w:r>
+        <w:t xml:space="preserve">Propel</w:t>
+      </w:r>
+      <w:r>
+        <w:t xml:space="preserve">entirely</w:t>
+      </w:r>
+      <w:r>
+        <w:t xml:space="preserve">WP20:</w:t>
+      </w:r>
+      <w:r>
+        <w:t xml:space="preserve">Model</w:t>
+      </w:r>
+      <w:r>
+        <w:t xml:space="preserve">Layer</w:t>
       </w:r>
     </w:p>
     <w:p>
@@ -8716,7 +8751,7 @@
   <w:docDefaults>
     <w:rPrDefault>
       <w:rPr>
-        <w:rFonts w:ascii="Arial" w:cs="Arial" w:eastAsia="Arial" w:hAnsi="Arial"/>
+        <w:rFonts w:asciiTheme="minorHAnsi" w:cstheme="minorBidi" w:eastAsiaTheme="minorHAnsi" w:hAnsiTheme="minorHAnsi"/>
         <w:sz w:val="24"/>
         <w:szCs w:val="24"/>
         <w:lang w:bidi="ar-SA" w:eastAsia="en-US" w:val="en-US"/>
@@ -8724,7 +8759,7 @@
     </w:rPrDefault>
     <w:pPrDefault>
       <w:pPr>
-        <w:spacing w:after="200" w:line="360" w:lineRule="auto"/>
+        <w:spacing w:after="200"/>
       </w:pPr>
     </w:pPrDefault>
   </w:docDefaults>
@@ -9477,7 +9512,7 @@
     </a:clrScheme>
     <a:fontScheme name="Office">
       <a:majorFont>
-        <a:latin typeface="Arial"/>
+        <a:latin typeface="Calibri"/>
         <a:ea typeface=""/>
         <a:cs typeface=""/>
         <a:font script="Jpan" typeface="ＭＳ ゴシック"/>
@@ -9511,7 +9546,7 @@
         <a:font script="Uigh" typeface="Microsoft Uighur"/>
       </a:majorFont>
       <a:minorFont>
-        <a:latin typeface="Arial"/>
+        <a:latin typeface="Cambria"/>
         <a:ea typeface=""/>
         <a:cs typeface=""/>
         <a:font script="Jpan" typeface="ＭＳ 明朝"/>
